--- a/4-质量管理/流程制度规范类文件/HFSJ-ITSS-0405-运维服务质量改进管理制度.docx
+++ b/4-质量管理/流程制度规范类文件/HFSJ-ITSS-0405-运维服务质量改进管理制度.docx
@@ -3137,7 +3137,7 @@
               <w:rFonts w:hint="default"/>
               <w:lang w:val="en-US" w:eastAsia="zh-CN"/>
             </w:rPr>
-            <w:t>3.2. 产品产品质量部</w:t>
+            <w:t>3.2. 产品质量部</w:t>
           </w:r>
           <w:r>
             <w:tab/>
@@ -5289,7 +5289,7 @@
           <w:rFonts w:hint="default"/>
           <w:lang w:val="en-US" w:eastAsia="zh-CN"/>
         </w:rPr>
-        <w:t>本制度适用于公司运维服务体系中所有与质量改进相关的活动，覆盖运维服务相关的所有部门：运维部、研发部、产品产品质量部、综合部、采购部、应急管理部。</w:t>
+        <w:t>本制度适用于公司运维服务体系中所有与质量改进相关的活动，覆盖运维服务相关的所有部门：运维部、研发部、产品质量部、综合部、采购部、应急管理部。</w:t>
       </w:r>
     </w:p>
     <w:p>
@@ -5486,7 +5486,7 @@
           <w:rFonts w:hint="default"/>
           <w:lang w:val="en-US" w:eastAsia="zh-CN"/>
         </w:rPr>
-        <w:t>产品产品质量部</w:t>
+        <w:t>产品质量部</w:t>
       </w:r>
       <w:bookmarkEnd w:id="9"/>
       <w:bookmarkEnd w:id="10"/>
@@ -5931,7 +5931,7 @@
           <w:rFonts w:hint="default"/>
           <w:lang w:val="en-US" w:eastAsia="zh-CN"/>
         </w:rPr>
-        <w:t>配合产品产品质量部进行改进效果的验证。</w:t>
+        <w:t>配合产品质量部进行改进效果的验证。</w:t>
       </w:r>
     </w:p>
     <w:p>
@@ -6190,7 +6190,7 @@
           <w:rFonts w:hint="default"/>
           <w:lang w:val="en-US" w:eastAsia="zh-CN"/>
         </w:rPr>
-        <w:t>配合产品产品质量部进行改进效果的验证。</w:t>
+        <w:t>配合产品质量部进行改进效果的验证。</w:t>
       </w:r>
     </w:p>
     <w:p>
@@ -6504,7 +6504,7 @@
           <w:rFonts w:hint="default"/>
           <w:lang w:val="en-US" w:eastAsia="zh-CN"/>
         </w:rPr>
-        <w:t>配合产品产品质量部进行供应商相关改进的验证。</w:t>
+        <w:t>配合产品质量部进行供应商相关改进的验证。</w:t>
       </w:r>
     </w:p>
     <w:p>
@@ -7295,7 +7295,7 @@
                 <w:szCs w:val="22"/>
                 <w:lang w:val="en-US" w:eastAsia="zh-CN"/>
               </w:rPr>
-              <w:t>产品产品质量部</w:t>
+              <w:t>产品质量部</w:t>
             </w:r>
           </w:p>
         </w:tc>
@@ -7486,7 +7486,7 @@
                 <w:szCs w:val="22"/>
                 <w:lang w:val="en-US" w:eastAsia="zh-CN"/>
               </w:rPr>
-              <w:t>产品产品质量部</w:t>
+              <w:t>产品质量部</w:t>
             </w:r>
           </w:p>
         </w:tc>
@@ -7677,7 +7677,7 @@
                 <w:szCs w:val="22"/>
                 <w:lang w:val="en-US" w:eastAsia="zh-CN"/>
               </w:rPr>
-              <w:t>产品产品质量部</w:t>
+              <w:t>产品质量部</w:t>
             </w:r>
           </w:p>
         </w:tc>
@@ -7868,7 +7868,7 @@
                 <w:szCs w:val="22"/>
                 <w:lang w:val="en-US" w:eastAsia="zh-CN"/>
               </w:rPr>
-              <w:t>产品产品质量部</w:t>
+              <w:t>产品质量部</w:t>
             </w:r>
           </w:p>
         </w:tc>
@@ -9278,7 +9278,7 @@
                 <w:szCs w:val="22"/>
                 <w:lang w:val="en-US" w:eastAsia="zh-CN"/>
               </w:rPr>
-              <w:t>运维部、产品产品质量部</w:t>
+              <w:t>运维部、产品质量部</w:t>
             </w:r>
           </w:p>
         </w:tc>
@@ -9469,7 +9469,7 @@
                 <w:szCs w:val="22"/>
                 <w:lang w:val="en-US" w:eastAsia="zh-CN"/>
               </w:rPr>
-              <w:t>产品产品质量部</w:t>
+              <w:t>产品质量部</w:t>
             </w:r>
           </w:p>
         </w:tc>
@@ -9851,7 +9851,7 @@
                 <w:szCs w:val="22"/>
                 <w:lang w:val="en-US" w:eastAsia="zh-CN"/>
               </w:rPr>
-              <w:t>产品产品质量部</w:t>
+              <w:t>产品质量部</w:t>
             </w:r>
           </w:p>
         </w:tc>
@@ -10042,7 +10042,7 @@
                 <w:szCs w:val="22"/>
                 <w:lang w:val="en-US" w:eastAsia="zh-CN"/>
               </w:rPr>
-              <w:t>产品产品质量部</w:t>
+              <w:t>产品质量部</w:t>
             </w:r>
           </w:p>
         </w:tc>
@@ -10667,7 +10667,7 @@
                 <w:szCs w:val="22"/>
                 <w:lang w:val="en-US" w:eastAsia="zh-CN"/>
               </w:rPr>
-              <w:t>、产品产品质量部</w:t>
+              <w:t>、产品质量部</w:t>
             </w:r>
           </w:p>
         </w:tc>
@@ -10844,7 +10844,7 @@
                 <w:szCs w:val="22"/>
                 <w:lang w:val="en-US" w:eastAsia="zh-CN"/>
               </w:rPr>
-              <w:t>、产品产品质量部</w:t>
+              <w:t>、产品质量部</w:t>
             </w:r>
           </w:p>
         </w:tc>
@@ -11008,7 +11008,7 @@
                 <w:szCs w:val="22"/>
                 <w:lang w:val="en-US" w:eastAsia="zh-CN"/>
               </w:rPr>
-              <w:t>产品产品质量部、运维部</w:t>
+              <w:t>产品质量部、运维部</w:t>
             </w:r>
           </w:p>
         </w:tc>
@@ -12887,7 +12887,7 @@
           <w:rFonts w:hint="default"/>
           <w:lang w:val="en-US" w:eastAsia="zh-CN"/>
         </w:rPr>
-        <w:t>各部门在日常工作中发现质量改进机会时，填写《质量改进建议表》，提交至产品产品质量部。</w:t>
+        <w:t>各部门在日常工作中发现质量改进机会时，填写《质量改进建议表》，提交至产品质量部。</w:t>
       </w:r>
     </w:p>
     <w:p>
@@ -12904,14 +12904,14 @@
           <w:rFonts w:hint="default"/>
           <w:lang w:val="en-US" w:eastAsia="zh-CN"/>
         </w:rPr>
-        <w:t>产品产品质量部在质量检查、内审、满意度调查等活动中发现的质量问题，由</w:t>
+        <w:t>产品质量部在质量检查、内审、满意度调查等活动中发现的质量问题，由</w:t>
       </w:r>
       <w:r>
         <w:rPr>
           <w:rFonts w:hint="eastAsia"/>
           <w:lang w:val="en-US" w:eastAsia="zh-CN"/>
         </w:rPr>
-        <w:t>产品产品质量部专员</w:t>
+        <w:t>产品质量部专员</w:t>
       </w:r>
       <w:r>
         <w:rPr>
@@ -12952,7 +12952,7 @@
           <w:rFonts w:hint="default"/>
           <w:lang w:val="en-US" w:eastAsia="zh-CN"/>
         </w:rPr>
-        <w:t>产品产品质量部对收到的质量改进建议进行编号登记，记录以下信息：</w:t>
+        <w:t>产品质量部对收到的质量改进建议进行编号登记，记录以下信息：</w:t>
       </w:r>
     </w:p>
     <w:p>
@@ -13211,7 +13211,7 @@
           <w:rFonts w:hint="default"/>
           <w:lang w:val="en-US" w:eastAsia="zh-CN"/>
         </w:rPr>
-        <w:t>产品产品质量部每</w:t>
+        <w:t>产品质量部每</w:t>
       </w:r>
       <w:r>
         <w:rPr>
@@ -13259,7 +13259,7 @@
           <w:rFonts w:hint="default"/>
           <w:lang w:val="en-US" w:eastAsia="zh-CN"/>
         </w:rPr>
-        <w:t>产品产品质量部经理</w:t>
+        <w:t>产品质量部经理</w:t>
       </w:r>
     </w:p>
     <w:p>
@@ -14018,7 +14018,7 @@
           <w:rFonts w:hint="default"/>
           <w:lang w:val="en-US" w:eastAsia="zh-CN"/>
         </w:rPr>
-        <w:t>C级改进：由产品产品质量部经理审批。</w:t>
+        <w:t>C级改进：由产品质量部经理审批。</w:t>
       </w:r>
     </w:p>
     <w:p>
@@ -14052,7 +14052,7 @@
           <w:rFonts w:hint="default"/>
           <w:lang w:val="en-US" w:eastAsia="zh-CN"/>
         </w:rPr>
-        <w:t>B级改进：由产品产品质量部经理审核，分管领导审批。</w:t>
+        <w:t>B级改进：由产品质量部经理审核，分管领导审批。</w:t>
       </w:r>
     </w:p>
     <w:p>
@@ -14086,7 +14086,7 @@
           <w:rFonts w:hint="default"/>
           <w:lang w:val="en-US" w:eastAsia="zh-CN"/>
         </w:rPr>
-        <w:t>A级改进：由产品产品质量部经理审核，管理层审批。</w:t>
+        <w:t>A级改进：由产品质量部经理审核，管理层审批。</w:t>
       </w:r>
     </w:p>
     <w:p>
@@ -14175,7 +14175,7 @@
           <w:rFonts w:hint="default"/>
           <w:lang w:val="en-US" w:eastAsia="zh-CN"/>
         </w:rPr>
-        <w:t>对实施周期超过1个月的改进项，应每月向产品产品质量部提交《质量改进月度进展报告》。</w:t>
+        <w:t>对实施周期超过1个月的改进项，应每月向产品质量部提交《质量改进月度进展报告》。</w:t>
       </w:r>
     </w:p>
     <w:p>
@@ -14192,7 +14192,7 @@
           <w:rFonts w:hint="default"/>
           <w:lang w:val="en-US" w:eastAsia="zh-CN"/>
         </w:rPr>
-        <w:t>实施过程中遇到问题或需要调整计划时，及时与产品产品质量部沟通，重大调整需重新审批。</w:t>
+        <w:t>实施过程中遇到问题或需要调整计划时，及时与产品质量部沟通，重大调整需重新审批。</w:t>
       </w:r>
     </w:p>
     <w:p>
@@ -14209,7 +14209,7 @@
           <w:rFonts w:hint="default"/>
           <w:lang w:val="en-US" w:eastAsia="zh-CN"/>
         </w:rPr>
-        <w:t>产品产品质量部定期跟踪改进实施进展，记录在《质量改进计划跟踪表》中。</w:t>
+        <w:t>产品质量部定期跟踪改进实施进展，记录在《质量改进计划跟踪表》中。</w:t>
       </w:r>
     </w:p>
     <w:p>
@@ -14226,7 +14226,7 @@
           <w:rFonts w:hint="default"/>
           <w:lang w:val="en-US" w:eastAsia="zh-CN"/>
         </w:rPr>
-        <w:t>对进度滞后的改进项，产品产品质量部发出提醒，必要时上报管理层协调。</w:t>
+        <w:t>对进度滞后的改进项，产品质量部发出提醒，必要时上报管理层协调。</w:t>
       </w:r>
     </w:p>
     <w:p>
@@ -14264,7 +14264,7 @@
           <w:rFonts w:hint="default"/>
           <w:lang w:val="en-US" w:eastAsia="zh-CN"/>
         </w:rPr>
-        <w:t>改进完成后，责任部门向产品产品质量部提交验证申请，并提供相关证据材料。</w:t>
+        <w:t>改进完成后，责任部门向产品质量部提交验证申请，并提供相关证据材料。</w:t>
       </w:r>
     </w:p>
     <w:p>
@@ -14281,7 +14281,7 @@
           <w:rFonts w:hint="default"/>
           <w:lang w:val="en-US" w:eastAsia="zh-CN"/>
         </w:rPr>
-        <w:t>产品产品质量部组织相关人员对改进效果进行验证</w:t>
+        <w:t>产品质量部组织相关人员对改进效果进行验证</w:t>
       </w:r>
     </w:p>
     <w:p>
@@ -14578,7 +14578,7 @@
           <w:rFonts w:hint="default"/>
           <w:lang w:val="en-US" w:eastAsia="zh-CN"/>
         </w:rPr>
-        <w:t>验证通过后，产品产品质量部在《质量改进计划跟踪表》中标记为“已完成”，并在《质量改进项登记台账》中关闭该改进项。</w:t>
+        <w:t>验证通过后，产品质量部在《质量改进计划跟踪表》中标记为“已完成”，并在《质量改进项登记台账》中关闭该改进项。</w:t>
       </w:r>
     </w:p>
     <w:p>
@@ -14633,7 +14633,7 @@
           <w:rFonts w:hint="default"/>
           <w:lang w:val="en-US" w:eastAsia="zh-CN"/>
         </w:rPr>
-        <w:t>验证通过的改进项，由产品产品质量部正式关闭。</w:t>
+        <w:t>验证通过的改进项，由产品质量部正式关闭。</w:t>
       </w:r>
     </w:p>
     <w:p>
@@ -14650,7 +14650,7 @@
           <w:rFonts w:hint="default"/>
           <w:lang w:val="en-US" w:eastAsia="zh-CN"/>
         </w:rPr>
-        <w:t>产品产品质量部每季度对已关闭的质量改进项进行回顾总结，形成《质量改进季度报告》。</w:t>
+        <w:t>产品质量部每季度对已关闭的质量改进项进行回顾总结，形成《质量改进季度报告》。</w:t>
       </w:r>
     </w:p>
     <w:p>
@@ -14698,7 +14698,7 @@
           <w:rFonts w:hint="default"/>
           <w:lang w:val="en-US" w:eastAsia="zh-CN"/>
         </w:rPr>
-        <w:t>对改进效果显著的案例，产品产品质量部组织在公司内部分享推广，促进团队能力提升。</w:t>
+        <w:t>对改进效果显著的案例，产品质量部组织在公司内部分享推广，促进团队能力提升。</w:t>
       </w:r>
     </w:p>
     <w:p>
@@ -14774,7 +14774,7 @@
           <w:rFonts w:hint="eastAsia"/>
           <w:lang w:val="en-US" w:eastAsia="zh-CN"/>
         </w:rPr>
-        <w:t>产品产品质量部专员</w:t>
+        <w:t>产品质量部专员</w:t>
       </w:r>
       <w:r>
         <w:rPr>
@@ -14805,7 +14805,7 @@
           <w:rFonts w:hint="eastAsia"/>
           <w:lang w:val="en-US" w:eastAsia="zh-CN"/>
         </w:rPr>
-        <w:t>产品产品质量部专员</w:t>
+        <w:t>产品质量部专员</w:t>
       </w:r>
       <w:r>
         <w:rPr>
@@ -14867,7 +14867,7 @@
           <w:rFonts w:hint="default"/>
           <w:lang w:val="en-US" w:eastAsia="zh-CN"/>
         </w:rPr>
-        <w:t>产品产品质量部每月组织质量改进月度会议，参会人员包括：</w:t>
+        <w:t>产品质量部每月组织质量改进月度会议，参会人员包括：</w:t>
       </w:r>
     </w:p>
     <w:p>
@@ -14889,7 +14889,7 @@
           <w:rFonts w:hint="default"/>
           <w:lang w:val="en-US" w:eastAsia="zh-CN"/>
         </w:rPr>
-        <w:t>产品产品质量部经理</w:t>
+        <w:t>产品质量部经理</w:t>
       </w:r>
     </w:p>
     <w:p>
@@ -15087,7 +15087,7 @@
           <w:rFonts w:hint="default"/>
           <w:lang w:val="en-US" w:eastAsia="zh-CN"/>
         </w:rPr>
-        <w:t>会议纪要由产品产品质量部整理，发放至各参会部门。</w:t>
+        <w:t>会议纪要由产品质量部整理，发放至各参会部门。</w:t>
       </w:r>
     </w:p>
     <w:p>
@@ -15125,7 +15125,7 @@
           <w:rFonts w:hint="default"/>
           <w:lang w:val="en-US" w:eastAsia="zh-CN"/>
         </w:rPr>
-        <w:t>产品产品质量部每季度编制《质量改进季度报告》，内容包括：</w:t>
+        <w:t>产品质量部每季度编制《质量改进季度报告》，内容包括：</w:t>
       </w:r>
     </w:p>
     <w:p>
@@ -15317,7 +15317,7 @@
           <w:rFonts w:hint="default"/>
           <w:lang w:val="en-US" w:eastAsia="zh-CN"/>
         </w:rPr>
-        <w:t>每年度末，产品产品质量部对全年质量改进工作进行总结，编写《年度质量改进总结报告》，内容包括：</w:t>
+        <w:t>每年度末，产品质量部对全年质量改进工作进行总结，编写《年度质量改进总结报告》，内容包括：</w:t>
       </w:r>
     </w:p>
     <w:p>
@@ -16312,7 +16312,7 @@
                 <w:szCs w:val="22"/>
                 <w:lang w:val="en-US" w:eastAsia="zh-CN"/>
               </w:rPr>
-              <w:t>产品产品质量部</w:t>
+              <w:t>产品质量部</w:t>
             </w:r>
           </w:p>
         </w:tc>
@@ -16500,7 +16500,7 @@
                 <w:szCs w:val="22"/>
                 <w:lang w:val="en-US" w:eastAsia="zh-CN"/>
               </w:rPr>
-              <w:t>产品产品质量部</w:t>
+              <w:t>产品质量部</w:t>
             </w:r>
           </w:p>
         </w:tc>
@@ -16688,7 +16688,7 @@
                 <w:szCs w:val="22"/>
                 <w:lang w:val="en-US" w:eastAsia="zh-CN"/>
               </w:rPr>
-              <w:t>产品产品质量部</w:t>
+              <w:t>产品质量部</w:t>
             </w:r>
           </w:p>
         </w:tc>
@@ -17252,7 +17252,7 @@
                 <w:szCs w:val="22"/>
                 <w:lang w:val="en-US" w:eastAsia="zh-CN"/>
               </w:rPr>
-              <w:t>产品产品质量部</w:t>
+              <w:t>产品质量部</w:t>
             </w:r>
           </w:p>
         </w:tc>
@@ -17628,7 +17628,7 @@
                 <w:szCs w:val="22"/>
                 <w:lang w:val="en-US" w:eastAsia="zh-CN"/>
               </w:rPr>
-              <w:t>产品产品质量部</w:t>
+              <w:t>产品质量部</w:t>
             </w:r>
           </w:p>
         </w:tc>
@@ -17816,7 +17816,7 @@
                 <w:szCs w:val="22"/>
                 <w:lang w:val="en-US" w:eastAsia="zh-CN"/>
               </w:rPr>
-              <w:t>产品产品质量部</w:t>
+              <w:t>产品质量部</w:t>
             </w:r>
           </w:p>
         </w:tc>
@@ -18004,7 +18004,7 @@
                 <w:szCs w:val="22"/>
                 <w:lang w:val="en-US" w:eastAsia="zh-CN"/>
               </w:rPr>
-              <w:t>产品产品质量部</w:t>
+              <w:t>产品质量部</w:t>
             </w:r>
           </w:p>
         </w:tc>
